--- a/assets/docs/55-TRAN-THI-THANH-NGAN-KET-NOI-TRI-THUC-CHUYEN-DE-1-GIOI-THIEU-CHUNG-VE-PHAN-BON-FILE-TRA-LOI.docx
+++ b/assets/docs/55-TRAN-THI-THANH-NGAN-KET-NOI-TRI-THUC-CHUYEN-DE-1-GIOI-THIEU-CHUNG-VE-PHAN-BON-FILE-TRA-LOI.docx
@@ -3758,7 +3758,7 @@
           <w:rStyle w:val="Hyperlink"/>
           <w:rFonts w:cs="Times New Roman"/>
         </w:rPr>
-        <w:t>http://o2.edu.vn</w:t>
+        <w:t>https://giasu.ai.vn/</w:t>
       </w:r>
     </w:hyperlink>
     <w:bookmarkStart w:id="0" w:name="_GoBack"/>
@@ -3824,7 +3824,7 @@
           <w:rStyle w:val="Hyperlink"/>
           <w:rFonts w:cs="Times New Roman"/>
         </w:rPr>
-        <w:t>http://o2.edu.vn</w:t>
+        <w:t>https://giasu.ai.vn/</w:t>
       </w:r>
     </w:hyperlink>
   </w:p>
